--- a/submission_documents_20260916/CG_Highlights.docx
+++ b/submission_documents_20260916/CG_Highlights.docx
@@ -36,7 +36,7 @@
           <w:color w:val="000000"/>
           <w:sz w:val="22"/>
         </w:rPr>
-        <w:t>Source grouping preserves disjoint sources across partitions and OOF folds.</w:t>
+        <w:t>Executable audits link source identities, OOF features and saved-model replay.</w:t>
       </w:r>
     </w:p>
     <w:p>
